--- a/docs/Einleitung_Dokumentation.docx
+++ b/docs/Einleitung_Dokumentation.docx
@@ -158,7 +158,23 @@
                                     <w:sz w:val="36"/>
                                     <w:szCs w:val="36"/>
                                   </w:rPr>
-                                  <w:t xml:space="preserve"> 08.03.2026</w:t>
+                                  <w:t xml:space="preserve"> </w:t>
+                                </w:r>
+                                <w:r>
+                                  <w:rPr>
+                                    <w:color w:val="ACB9CA" w:themeColor="text2" w:themeTint="66"/>
+                                    <w:sz w:val="36"/>
+                                    <w:szCs w:val="36"/>
+                                  </w:rPr>
+                                  <w:t>15</w:t>
+                                </w:r>
+                                <w:r>
+                                  <w:rPr>
+                                    <w:color w:val="ACB9CA" w:themeColor="text2" w:themeTint="66"/>
+                                    <w:sz w:val="36"/>
+                                    <w:szCs w:val="36"/>
+                                  </w:rPr>
+                                  <w:t>.03.2026</w:t>
                                 </w:r>
                               </w:p>
                             </w:txbxContent>
@@ -255,7 +271,23 @@
                               <w:sz w:val="36"/>
                               <w:szCs w:val="36"/>
                             </w:rPr>
-                            <w:t xml:space="preserve"> 08.03.2026</w:t>
+                            <w:t xml:space="preserve"> </w:t>
+                          </w:r>
+                          <w:r>
+                            <w:rPr>
+                              <w:color w:val="ACB9CA" w:themeColor="text2" w:themeTint="66"/>
+                              <w:sz w:val="36"/>
+                              <w:szCs w:val="36"/>
+                            </w:rPr>
+                            <w:t>15</w:t>
+                          </w:r>
+                          <w:r>
+                            <w:rPr>
+                              <w:color w:val="ACB9CA" w:themeColor="text2" w:themeTint="66"/>
+                              <w:sz w:val="36"/>
+                              <w:szCs w:val="36"/>
+                            </w:rPr>
+                            <w:t>.03.2026</w:t>
                           </w:r>
                         </w:p>
                       </w:txbxContent>
@@ -1811,6 +1843,7 @@
         <w:t>"</w:t>
       </w:r>
       <w:proofErr w:type="spellStart"/>
+      <w:proofErr w:type="gramStart"/>
       <w:r>
         <w:rPr>
           <w:rFonts w:ascii="Courier New" w:hAnsi="Courier New" w:cs="Courier New"/>
@@ -1820,6 +1853,7 @@
         <w:t>ConnectionStrings:OrderManagement</w:t>
       </w:r>
       <w:proofErr w:type="spellEnd"/>
+      <w:proofErr w:type="gramEnd"/>
       <w:r>
         <w:rPr>
           <w:rFonts w:ascii="Courier New" w:hAnsi="Courier New" w:cs="Courier New"/>
@@ -1842,7 +1876,25 @@
           <w:color w:val="B5BD68"/>
           <w:lang w:val="en-US"/>
         </w:rPr>
-        <w:t>"Server=.;Database=</w:t>
+        <w:t>"Server=</w:t>
+      </w:r>
+      <w:proofErr w:type="gramStart"/>
+      <w:r>
+        <w:rPr>
+          <w:rFonts w:ascii="Courier New" w:hAnsi="Courier New" w:cs="Courier New"/>
+          <w:color w:val="B5BD68"/>
+          <w:lang w:val="en-US"/>
+        </w:rPr>
+        <w:t>.;Database</w:t>
+      </w:r>
+      <w:proofErr w:type="gramEnd"/>
+      <w:r>
+        <w:rPr>
+          <w:rFonts w:ascii="Courier New" w:hAnsi="Courier New" w:cs="Courier New"/>
+          <w:color w:val="B5BD68"/>
+          <w:lang w:val="en-US"/>
+        </w:rPr>
+        <w:t>=</w:t>
       </w:r>
       <w:proofErr w:type="gramStart"/>
       <w:r>
@@ -2080,12 +2132,14 @@
         <w:rPr>
           <w:b/>
           <w:bCs/>
+          <w:lang w:val="en-US"/>
         </w:rPr>
       </w:pPr>
       <w:r>
         <w:rPr>
           <w:b/>
           <w:bCs/>
+          <w:lang w:val="en-US"/>
         </w:rPr>
         <w:t>Neue Migration erstellen:</w:t>
       </w:r>
@@ -2409,11 +2463,17 @@
     <w:p>
       <w:pPr>
         <w:jc w:val="left"/>
+        <w:rPr>
+          <w:lang w:val="en-US"/>
+        </w:rPr>
       </w:pPr>
     </w:p>
     <w:p>
       <w:pPr>
         <w:jc w:val="left"/>
+        <w:rPr>
+          <w:lang w:val="en-US"/>
+        </w:rPr>
       </w:pPr>
     </w:p>
     <w:p>
@@ -2856,6 +2916,9 @@
         </w:r>
         <w:r>
           <w:t>1</w:t>
+        </w:r>
+        <w:r>
+          <w:t>.1</w:t>
         </w:r>
         <w:r>
           <w:tab/>
@@ -2888,7 +2951,7 @@
       <w:t xml:space="preserve"> / </w:t>
     </w:r>
     <w:r>
-      <w:t>37</w:t>
+      <w:t>5</w:t>
     </w:r>
   </w:p>
 </w:ftr>
@@ -2925,109 +2988,6 @@
     <w:pPr>
       <w:pStyle w:val="Kopfzeile"/>
     </w:pPr>
-    <w:r>
-      <w:rPr>
-        <w:noProof/>
-        <w:lang w:eastAsia="de-CH"/>
-      </w:rPr>
-      <mc:AlternateContent>
-        <mc:Choice Requires="wps">
-          <w:drawing>
-            <wp:anchor distT="45720" distB="45720" distL="114300" distR="114300" simplePos="0" relativeHeight="251659264" behindDoc="0" locked="0" layoutInCell="1" allowOverlap="1" wp14:anchorId="5927E1C0" wp14:editId="7DFC99E8">
-              <wp:simplePos x="0" y="0"/>
-              <wp:positionH relativeFrom="margin">
-                <wp:posOffset>2538095</wp:posOffset>
-              </wp:positionH>
-              <wp:positionV relativeFrom="paragraph">
-                <wp:posOffset>-116840</wp:posOffset>
-              </wp:positionV>
-              <wp:extent cx="3305810" cy="1404620"/>
-              <wp:effectExtent l="0" t="0" r="8890" b="8255"/>
-              <wp:wrapNone/>
-              <wp:docPr id="217" name="Textfeld 2"/>
-              <wp:cNvGraphicFramePr>
-                <a:graphicFrameLocks xmlns:a="http://schemas.openxmlformats.org/drawingml/2006/main"/>
-              </wp:cNvGraphicFramePr>
-              <a:graphic xmlns:a="http://schemas.openxmlformats.org/drawingml/2006/main">
-                <a:graphicData uri="http://schemas.microsoft.com/office/word/2010/wordprocessingShape">
-                  <wps:wsp>
-                    <wps:cNvSpPr txBox="1">
-                      <a:spLocks noChangeArrowheads="1"/>
-                    </wps:cNvSpPr>
-                    <wps:spPr bwMode="auto">
-                      <a:xfrm>
-                        <a:off x="0" y="0"/>
-                        <a:ext cx="3305810" cy="1404620"/>
-                      </a:xfrm>
-                      <a:prstGeom prst="rect">
-                        <a:avLst/>
-                      </a:prstGeom>
-                      <a:solidFill>
-                        <a:srgbClr val="FFFFFF"/>
-                      </a:solidFill>
-                      <a:ln w="9525">
-                        <a:noFill/>
-                        <a:miter lim="800000"/>
-                        <a:headEnd/>
-                        <a:tailEnd/>
-                      </a:ln>
-                    </wps:spPr>
-                    <wps:txbx>
-                      <w:txbxContent>
-                        <w:p>
-                          <w:pPr>
-                            <w:tabs>
-                              <w:tab w:val="right" w:pos="4253"/>
-                            </w:tabs>
-                          </w:pPr>
-                          <w:r>
-                            <w:t>Teilnehmer</w:t>
-                          </w:r>
-                        </w:p>
-                      </w:txbxContent>
-                    </wps:txbx>
-                    <wps:bodyPr rot="0" vert="horz" wrap="square" lIns="91440" tIns="45720" rIns="91440" bIns="45720" anchor="t" anchorCtr="0">
-                      <a:spAutoFit/>
-                    </wps:bodyPr>
-                  </wps:wsp>
-                </a:graphicData>
-              </a:graphic>
-              <wp14:sizeRelH relativeFrom="margin">
-                <wp14:pctWidth>0</wp14:pctWidth>
-              </wp14:sizeRelH>
-              <wp14:sizeRelV relativeFrom="margin">
-                <wp14:pctHeight>20000</wp14:pctHeight>
-              </wp14:sizeRelV>
-            </wp:anchor>
-          </w:drawing>
-        </mc:Choice>
-        <mc:Fallback>
-          <w:pict>
-            <v:shapetype w14:anchorId="5927E1C0" id="_x0000_t202" coordsize="21600,21600" o:spt="202" path="m,l,21600r21600,l21600,xe">
-              <v:stroke joinstyle="miter"/>
-              <v:path gradientshapeok="t" o:connecttype="rect"/>
-            </v:shapetype>
-            <v:shape id="Textfeld 2" o:spid="_x0000_s1027" type="#_x0000_t202" style="position:absolute;left:0;text-align:left;margin-left:199.85pt;margin-top:-9.2pt;width:260.3pt;height:110.6pt;z-index:251659264;visibility:visible;mso-wrap-style:square;mso-width-percent:0;mso-height-percent:200;mso-wrap-distance-left:9pt;mso-wrap-distance-top:3.6pt;mso-wrap-distance-right:9pt;mso-wrap-distance-bottom:3.6pt;mso-position-horizontal:absolute;mso-position-horizontal-relative:margin;mso-position-vertical:absolute;mso-position-vertical-relative:text;mso-width-percent:0;mso-height-percent:200;mso-width-relative:margin;mso-height-relative:margin;v-text-anchor:top" o:gfxdata="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" stroked="f">
-              <v:textbox style="mso-fit-shape-to-text:t">
-                <w:txbxContent>
-                  <w:p>
-                    <w:pPr>
-                      <w:tabs>
-                        <w:tab w:val="right" w:pos="4253"/>
-                      </w:tabs>
-                    </w:pPr>
-                    <w:r>
-                      <w:t>Teilnehmer</w:t>
-                    </w:r>
-                  </w:p>
-                </w:txbxContent>
-              </v:textbox>
-              <w10:wrap anchorx="margin"/>
-            </v:shape>
-          </w:pict>
-        </mc:Fallback>
-      </mc:AlternateContent>
-    </w:r>
     <w:r>
       <w:tab/>
       <w:t xml:space="preserve"> </w:t>
@@ -5334,6 +5294,7 @@
   <w:style w:type="character" w:default="1" w:styleId="Absatz-Standardschriftart">
     <w:name w:val="Default Paragraph Font"/>
     <w:uiPriority w:val="1"/>
+    <w:semiHidden/>
     <w:unhideWhenUsed/>
   </w:style>
   <w:style w:type="table" w:default="1" w:styleId="NormaleTabelle">
